--- a/public/gallery/examples/project-manager/en/resume.docx
+++ b/public/gallery/examples/project-manager/en/resume.docx
@@ -66,7 +66,7 @@
         </w:rPr>
         <w:t xml:space="preserve">📧 </w:t>
       </w:r>
-      <w:hyperlink w:history="1" r:id="rId5ezjno8g-ztn8mnmtdsz8">
+      <w:hyperlink w:history="1" r:id="rIdc9z26blsczq9fwz__cnxa">
         <w:r>
           <w:rPr>
             <w:sz w:val="18"/>
@@ -89,7 +89,7 @@
         </w:rPr>
         <w:t xml:space="preserve">🔗 </w:t>
       </w:r>
-      <w:hyperlink w:history="1" r:id="rIdtspav42e2nixjsuetadrt">
+      <w:hyperlink w:history="1" r:id="rIdtoy8rbaobwigjwxs0quij">
         <w:r>
           <w:rPr>
             <w:sz w:val="18"/>
@@ -124,7 +124,7 @@
         <w:spacing w:after="200" w:line="276"/>
         <w:jc w:val="center"/>
       </w:pPr>
-      <w:hyperlink w:history="1" r:id="rId4zyt6fxglfakljborm66s">
+      <w:hyperlink w:history="1" r:id="rIdijym9yelwdr7pjzsb5xtu">
         <w:r>
           <w:rPr>
             <w:sz w:val="18"/>
@@ -140,7 +140,7 @@
         </w:rPr>
         <w:t xml:space="preserve"> • </w:t>
       </w:r>
-      <w:hyperlink w:history="1" r:id="rIdyjkafpr6lzf69viiglvn0">
+      <w:hyperlink w:history="1" r:id="rIdsjnlxm-3ch0nzyrxlzscn">
         <w:r>
           <w:rPr>
             <w:sz w:val="18"/>
@@ -156,7 +156,7 @@
         </w:rPr>
         <w:t xml:space="preserve"> • </w:t>
       </w:r>
-      <w:hyperlink w:history="1" r:id="rIdyzf6fxdrmigzdcqomqk5a">
+      <w:hyperlink w:history="1" r:id="rIdxq8p0czsvfxqw8pc6qcvg">
         <w:r>
           <w:rPr>
             <w:sz w:val="18"/>
@@ -303,7 +303,7 @@
         </w:rPr>
         <w:t xml:space="preserve">	</w:t>
       </w:r>
-      <w:hyperlink w:history="1" r:id="rIdu63nlrqyqtt5tfa7x1vni">
+      <w:hyperlink w:history="1" r:id="rIdluh11l4ylmwdxdbfwoysm">
         <w:r>
           <w:rPr>
             <w:sz w:val="18"/>
@@ -447,7 +447,7 @@
         </w:rPr>
         <w:t xml:space="preserve">	</w:t>
       </w:r>
-      <w:hyperlink w:history="1" r:id="rIdcqxvyx51n7zqvx80beccr">
+      <w:hyperlink w:history="1" r:id="rIdg_ypuswlf6d4udlhd-ktk">
         <w:r>
           <w:rPr>
             <w:sz w:val="18"/>
@@ -610,7 +610,7 @@
         </w:rPr>
         <w:t xml:space="preserve">	</w:t>
       </w:r>
-      <w:hyperlink w:history="1" r:id="rIdv3fpxf7i86dr2nae776kq">
+      <w:hyperlink w:history="1" r:id="rIdskiic6fzcvvjjonefl82r">
         <w:r>
           <w:rPr>
             <w:sz w:val="18"/>
@@ -792,7 +792,7 @@
         </w:rPr>
         <w:t xml:space="preserve">	</w:t>
       </w:r>
-      <w:hyperlink w:history="1" r:id="rId9-_v6fxwia6vosg2sujtb">
+      <w:hyperlink w:history="1" r:id="rIdfy_3gclthfsbk2_o-i21o">
         <w:r>
           <w:rPr>
             <w:sz w:val="18"/>
@@ -955,7 +955,7 @@
         </w:rPr>
         <w:t xml:space="preserve">	</w:t>
       </w:r>
-      <w:hyperlink w:history="1" r:id="rIdcc0es-rpdbuzokzizg97-">
+      <w:hyperlink w:history="1" r:id="rIdc9cp8nrk8jysy4pehzlmg">
         <w:r>
           <w:rPr>
             <w:sz w:val="18"/>
@@ -1463,7 +1463,7 @@
         </w:rPr>
         <w:t xml:space="preserve">	</w:t>
       </w:r>
-      <w:hyperlink w:history="1" r:id="rIdk_mo3yjrkobq6cl9uvjnq">
+      <w:hyperlink w:history="1" r:id="rIdnepp1i4czmmt7jprl0nhl">
         <w:r>
           <w:rPr>
             <w:sz w:val="18"/>
@@ -1529,7 +1529,7 @@
         </w:rPr>
         <w:t xml:space="preserve">	</w:t>
       </w:r>
-      <w:hyperlink w:history="1" r:id="rIdc8ruuivmvoykctmriqsae">
+      <w:hyperlink w:history="1" r:id="rIdezz9oxojf4hxbe8mpgg6i">
         <w:r>
           <w:rPr>
             <w:sz w:val="18"/>
@@ -1595,7 +1595,7 @@
         </w:rPr>
         <w:t xml:space="preserve">	</w:t>
       </w:r>
-      <w:hyperlink w:history="1" r:id="rIdntjgisbdwixuytupiuk-5">
+      <w:hyperlink w:history="1" r:id="rIdbqu0zpggxneyw09dgvsef">
         <w:r>
           <w:rPr>
             <w:sz w:val="18"/>
@@ -1680,7 +1680,7 @@
         </w:rPr>
         <w:t xml:space="preserve">	</w:t>
       </w:r>
-      <w:hyperlink w:history="1" r:id="rIde1nob2aypfegfr5scixq8">
+      <w:hyperlink w:history="1" r:id="rId3ck9_2yaxd9jav_ipokgn">
         <w:r>
           <w:rPr>
             <w:sz w:val="18"/>
@@ -1917,7 +1917,7 @@
         </w:rPr>
         <w:t xml:space="preserve">	</w:t>
       </w:r>
-      <w:hyperlink w:history="1" r:id="rIddhzdrmgfe2f6zv7ikjyir">
+      <w:hyperlink w:history="1" r:id="rIdoj4hr7ffkgrf-q_ypr1ex">
         <w:r>
           <w:rPr>
             <w:sz w:val="18"/>
@@ -2061,7 +2061,7 @@
         </w:rPr>
         <w:t xml:space="preserve">	</w:t>
       </w:r>
-      <w:hyperlink w:history="1" r:id="rIdvncnsukbunzsqg5jnxdpu">
+      <w:hyperlink w:history="1" r:id="rIdnhg6mklspmeyjdaywwi8q">
         <w:r>
           <w:rPr>
             <w:sz w:val="18"/>
@@ -2285,7 +2285,7 @@
         </w:rPr>
         <w:t xml:space="preserve">	</w:t>
       </w:r>
-      <w:hyperlink w:history="1" r:id="rIdzyhkx4czs--jgzkykw7fe">
+      <w:hyperlink w:history="1" r:id="rIdidbh4ogdwqejxflzhwq7v">
         <w:r>
           <w:rPr>
             <w:sz w:val="18"/>
